--- a/24 - Rizki Arya Prayoga Jobshhet 5.docx
+++ b/24 - Rizki Arya Prayoga Jobshhet 5.docx
@@ -451,18 +451,31 @@
       <w:pPr>
         <w:pStyle w:val="Heading1"/>
       </w:pPr>
+      <w:proofErr w:type="spellStart"/>
       <w:r>
         <w:lastRenderedPageBreak/>
-        <w:t>Praktikum 1</w:t>
-      </w:r>
-    </w:p>
-    <w:p>
-      <w:r>
-        <w:t>Membuat Framework Flutter</w:t>
-      </w:r>
-    </w:p>
-    <w:p>
-      <w:r>
+        <w:t>Praktikum</w:t>
+      </w:r>
+      <w:proofErr w:type="spellEnd"/>
+      <w:r>
+        <w:t xml:space="preserve"> 1</w:t>
+      </w:r>
+    </w:p>
+    <w:p>
+      <w:proofErr w:type="spellStart"/>
+      <w:r>
+        <w:t>Membuat</w:t>
+      </w:r>
+      <w:proofErr w:type="spellEnd"/>
+      <w:r>
+        <w:t xml:space="preserve"> Framework Flutter</w:t>
+      </w:r>
+    </w:p>
+    <w:p>
+      <w:r>
+        <w:rPr>
+          <w:noProof/>
+        </w:rPr>
         <w:drawing>
           <wp:inline distT="0" distB="0" distL="0" distR="0" wp14:anchorId="3A5064C8" wp14:editId="60C2DD1C">
             <wp:extent cx="5731510" cy="4361180"/>
@@ -504,28 +517,244 @@
       <w:pPr>
         <w:pStyle w:val="Heading1"/>
       </w:pPr>
-      <w:r>
-        <w:t>Praktikum 2</w:t>
-      </w:r>
-    </w:p>
-    <w:p>
-      <w:r>
-        <w:t>Mencoba atau men – Test apps default dari flutter di Handphone</w:t>
+      <w:proofErr w:type="spellStart"/>
+      <w:r>
+        <w:t>Praktikum</w:t>
+      </w:r>
+      <w:proofErr w:type="spellEnd"/>
+      <w:r>
+        <w:t xml:space="preserve"> 2</w:t>
+      </w:r>
+    </w:p>
+    <w:p>
+      <w:proofErr w:type="spellStart"/>
+      <w:r>
+        <w:t>Mencoba</w:t>
+      </w:r>
+      <w:proofErr w:type="spellEnd"/>
+      <w:r>
+        <w:t xml:space="preserve"> </w:t>
+      </w:r>
+      <w:proofErr w:type="spellStart"/>
+      <w:r>
+        <w:t>atau</w:t>
+      </w:r>
+      <w:proofErr w:type="spellEnd"/>
+      <w:r>
+        <w:t xml:space="preserve"> men – Test apps default </w:t>
+      </w:r>
+      <w:proofErr w:type="spellStart"/>
+      <w:r>
+        <w:t>dari</w:t>
+      </w:r>
+      <w:proofErr w:type="spellEnd"/>
+      <w:r>
+        <w:t xml:space="preserve"> flutter di Handphone</w:t>
       </w:r>
     </w:p>
     <w:p>
       <w:pPr>
         <w:pStyle w:val="Heading1"/>
       </w:pPr>
-      <w:r>
-        <w:t>Praktikum 3</w:t>
-      </w:r>
-    </w:p>
-    <w:p>
-      <w:r>
-        <w:t>Membuat Repository untuk PemMobile dan Remote File yang dituju</w:t>
-      </w:r>
-    </w:p>
+      <w:proofErr w:type="spellStart"/>
+      <w:r>
+        <w:t>Praktikum</w:t>
+      </w:r>
+      <w:proofErr w:type="spellEnd"/>
+      <w:r>
+        <w:t xml:space="preserve"> 3</w:t>
+      </w:r>
+    </w:p>
+    <w:p>
+      <w:proofErr w:type="spellStart"/>
+      <w:r>
+        <w:t>Membuat</w:t>
+      </w:r>
+      <w:proofErr w:type="spellEnd"/>
+      <w:r>
+        <w:t xml:space="preserve"> Repository </w:t>
+      </w:r>
+      <w:proofErr w:type="spellStart"/>
+      <w:r>
+        <w:t>untuk</w:t>
+      </w:r>
+      <w:proofErr w:type="spellEnd"/>
+      <w:r>
+        <w:t xml:space="preserve"> </w:t>
+      </w:r>
+      <w:proofErr w:type="spellStart"/>
+      <w:r>
+        <w:t>PemMobile</w:t>
+      </w:r>
+      <w:proofErr w:type="spellEnd"/>
+      <w:r>
+        <w:t xml:space="preserve"> dan Remote File yang </w:t>
+      </w:r>
+      <w:proofErr w:type="spellStart"/>
+      <w:r>
+        <w:t>dituju</w:t>
+      </w:r>
+      <w:proofErr w:type="spellEnd"/>
+    </w:p>
+    <w:p>
+      <w:proofErr w:type="spellStart"/>
+      <w:r>
+        <w:t>Laporan</w:t>
+      </w:r>
+      <w:proofErr w:type="spellEnd"/>
+      <w:r>
+        <w:t xml:space="preserve"> Hasil </w:t>
+      </w:r>
+      <w:proofErr w:type="spellStart"/>
+      <w:r>
+        <w:t>Hello_World</w:t>
+      </w:r>
+      <w:proofErr w:type="spellEnd"/>
+    </w:p>
+    <w:p>
+      <w:r>
+        <w:rPr>
+          <w:noProof/>
+        </w:rPr>
+        <w:lastRenderedPageBreak/>
+        <w:drawing>
+          <wp:inline distT="0" distB="0" distL="0" distR="0" wp14:anchorId="7A37FFFA" wp14:editId="659902C0">
+            <wp:extent cx="5731510" cy="3223895"/>
+            <wp:effectExtent l="0" t="0" r="2540" b="0"/>
+            <wp:docPr id="1331732375" name="Picture 1"/>
+            <wp:cNvGraphicFramePr>
+              <a:graphicFrameLocks xmlns:a="http://schemas.openxmlformats.org/drawingml/2006/main" noChangeAspect="1"/>
+            </wp:cNvGraphicFramePr>
+            <a:graphic xmlns:a="http://schemas.openxmlformats.org/drawingml/2006/main">
+              <a:graphicData uri="http://schemas.openxmlformats.org/drawingml/2006/picture">
+                <pic:pic xmlns:pic="http://schemas.openxmlformats.org/drawingml/2006/picture">
+                  <pic:nvPicPr>
+                    <pic:cNvPr id="1331732375" name=""/>
+                    <pic:cNvPicPr/>
+                  </pic:nvPicPr>
+                  <pic:blipFill>
+                    <a:blip r:embed="rId8"/>
+                    <a:stretch>
+                      <a:fillRect/>
+                    </a:stretch>
+                  </pic:blipFill>
+                  <pic:spPr>
+                    <a:xfrm>
+                      <a:off x="0" y="0"/>
+                      <a:ext cx="5731510" cy="3223895"/>
+                    </a:xfrm>
+                    <a:prstGeom prst="rect">
+                      <a:avLst/>
+                    </a:prstGeom>
+                  </pic:spPr>
+                </pic:pic>
+              </a:graphicData>
+            </a:graphic>
+          </wp:inline>
+        </w:drawing>
+      </w:r>
+    </w:p>
+    <w:p>
+      <w:pPr>
+        <w:pStyle w:val="Heading1"/>
+      </w:pPr>
+      <w:proofErr w:type="spellStart"/>
+      <w:r>
+        <w:t>Praktikum</w:t>
+      </w:r>
+      <w:proofErr w:type="spellEnd"/>
+      <w:r>
+        <w:t xml:space="preserve"> 4</w:t>
+      </w:r>
+    </w:p>
+    <w:p>
+      <w:proofErr w:type="spellStart"/>
+      <w:r>
+        <w:t>Membuat</w:t>
+      </w:r>
+      <w:proofErr w:type="spellEnd"/>
+      <w:r>
+        <w:t xml:space="preserve"> </w:t>
+      </w:r>
+      <w:proofErr w:type="spellStart"/>
+      <w:r>
+        <w:t>proyek</w:t>
+      </w:r>
+      <w:proofErr w:type="spellEnd"/>
+      <w:r>
+        <w:t xml:space="preserve"> bis </w:t>
+      </w:r>
+      <w:proofErr w:type="spellStart"/>
+      <w:r>
+        <w:t>mengoutput</w:t>
+      </w:r>
+      <w:proofErr w:type="spellEnd"/>
+      <w:r>
+        <w:t xml:space="preserve"> </w:t>
+      </w:r>
+      <w:proofErr w:type="spellStart"/>
+      <w:r>
+        <w:t>kan</w:t>
+      </w:r>
+      <w:proofErr w:type="spellEnd"/>
+      <w:r>
+        <w:t xml:space="preserve"> images</w:t>
+      </w:r>
+    </w:p>
+    <w:p>
+      <w:r>
+        <w:drawing>
+          <wp:inline distT="0" distB="0" distL="0" distR="0" wp14:anchorId="4C9C39F1" wp14:editId="2DBBEA9E">
+            <wp:extent cx="5731510" cy="4401185"/>
+            <wp:effectExtent l="0" t="0" r="2540" b="0"/>
+            <wp:docPr id="240418986" name="Picture 1"/>
+            <wp:cNvGraphicFramePr>
+              <a:graphicFrameLocks xmlns:a="http://schemas.openxmlformats.org/drawingml/2006/main" noChangeAspect="1"/>
+            </wp:cNvGraphicFramePr>
+            <a:graphic xmlns:a="http://schemas.openxmlformats.org/drawingml/2006/main">
+              <a:graphicData uri="http://schemas.openxmlformats.org/drawingml/2006/picture">
+                <pic:pic xmlns:pic="http://schemas.openxmlformats.org/drawingml/2006/picture">
+                  <pic:nvPicPr>
+                    <pic:cNvPr id="240418986" name=""/>
+                    <pic:cNvPicPr/>
+                  </pic:nvPicPr>
+                  <pic:blipFill>
+                    <a:blip r:embed="rId9"/>
+                    <a:stretch>
+                      <a:fillRect/>
+                    </a:stretch>
+                  </pic:blipFill>
+                  <pic:spPr>
+                    <a:xfrm>
+                      <a:off x="0" y="0"/>
+                      <a:ext cx="5731510" cy="4401185"/>
+                    </a:xfrm>
+                    <a:prstGeom prst="rect">
+                      <a:avLst/>
+                    </a:prstGeom>
+                  </pic:spPr>
+                </pic:pic>
+              </a:graphicData>
+            </a:graphic>
+          </wp:inline>
+        </w:drawing>
+      </w:r>
+    </w:p>
+    <w:p>
+      <w:pPr>
+        <w:pStyle w:val="Heading1"/>
+      </w:pPr>
+      <w:proofErr w:type="spellStart"/>
+      <w:r>
+        <w:lastRenderedPageBreak/>
+        <w:t>Praktikum</w:t>
+      </w:r>
+      <w:proofErr w:type="spellEnd"/>
+      <w:r>
+        <w:t xml:space="preserve"> 5</w:t>
+      </w:r>
+    </w:p>
+    <w:p/>
     <w:sectPr>
       <w:pgSz w:w="11906" w:h="16838"/>
       <w:pgMar w:top="1440" w:right="1440" w:bottom="1440" w:left="1440" w:header="708" w:footer="708" w:gutter="0"/>
